--- a/reports/signals/docx/levanter-signal-teaser-substack-2026-08-31.docx
+++ b/reports/signals/docx/levanter-signal-teaser-substack-2026-08-31.docx
@@ -24,7 +24,7 @@
     </w:p>
     <w:p>
       <w:r>
-        <w:t>Volatility clusters, so a turbulent-or-calm classification can carry measurable skill. This week the model expects wider ranges in the metals and big-cap crypto, with calmer conditions across most foreign exchange markets and across energy.</w:t>
+        <w:t>Volatility clusters, so a turbulent-or-calm classification can carry measurable skill. This week the model expects wider ranges in the metals, with calmer conditions across most foreign exchange markets and across energy.</w:t>
       </w:r>
     </w:p>
     <w:p>

--- a/reports/signals/docx/levanter-signal-teaser-substack-2026-08-31.docx
+++ b/reports/signals/docx/levanter-signal-teaser-substack-2026-08-31.docx
@@ -24,7 +24,7 @@
     </w:p>
     <w:p>
       <w:r>
-        <w:t>Volatility clusters, so a turbulent-or-calm classification can carry measurable skill. This week the model expects wider ranges in the metals, with calmer conditions across most foreign exchange markets and across energy.</w:t>
+        <w:t>Volatility clusters, so a turbulent-or-calm classification can carry measurable skill. This week the model expects wider ranges in the metals and energy, with calmer conditions across most foreign exchange markets.</w:t>
       </w:r>
     </w:p>
     <w:p>
